--- a/mps-nivel-c/oficial/04_registros/AASP_Andamento-Processuais/REV-AASPAP01-001_Registro-de-Revisao-por-Pares.docx
+++ b/mps-nivel-c/oficial/04_registros/AASP_Andamento-Processuais/REV-AASPAP01-001_Registro-de-Revisao-por-Pares.docx
@@ -500,13 +500,7 @@
               <w:spacing w:before="40" w:after="40"/>
             </w:pPr>
             <w:r>
-              <w:rPr>
-                <w:rFonts w:ascii="Calibri" w:hAnsi="Calibri"/>
-                <w:b w:val="0"/>
-                <w:i w:val="0"/>
-                <w:sz w:val="20"/>
-              </w:rPr>
-              <w:t>Cezar Hiraki Velazquez</w:t>
+              <w:t>Abraão Oliveira</w:t>
             </w:r>
           </w:p>
         </w:tc>
@@ -948,7 +942,7 @@
                 <w:i w:val="0"/>
                 <w:sz w:val="20"/>
               </w:rPr>
-              <w:t>Cezar Hiraki Velazquez (revisor de código; mínimo 1 membro distinto do autor)</w:t>
+              <w:t>Cézar Hiraki Velázquez (revisor de código; mínimo 1 membro distinto do autor)</w:t>
             </w:r>
           </w:p>
         </w:tc>
@@ -2202,7 +2196,7 @@
                 <w:i w:val="0"/>
                 <w:sz w:val="20"/>
               </w:rPr>
-              <w:t>Cezar Hiraki Velazquez (revisor)</w:t>
+              <w:t>Cézar Hiraki Velázquez (revisor)</w:t>
             </w:r>
           </w:p>
         </w:tc>

--- a/mps-nivel-c/oficial/04_registros/AASP_Andamento-Processuais/REV-AASPAP01-001_Registro-de-Revisao-por-Pares.docx
+++ b/mps-nivel-c/oficial/04_registros/AASP_Andamento-Processuais/REV-AASPAP01-001_Registro-de-Revisao-por-Pares.docx
@@ -34,7 +34,7 @@
           <w:color w:val="555555"/>
           <w:sz w:val="20"/>
         </w:rPr>
-        <w:t>REV-AASPAP01-001   ·   Versão Data   ·   11/06/2026   ·   Timeware Brasil</w:t>
+        <w:t>REV-AASPAP01-001   ·   Versão 1.0   ·   11/06/2026   ·   Timeware Brasil</w:t>
       </w:r>
     </w:p>
     <w:p>
@@ -2537,7 +2537,7 @@
                 <w:i w:val="0"/>
                 <w:sz w:val="20"/>
               </w:rPr>
-              <w:t>Registro da prática de revisão por pares, consolidado a partir do Registro de Projeto AASP_AndamentosProcessuais e do INTAKE-PROJETO_AASPAP01 v1.0.</w:t>
+              <w:t>Registro da prática de revisão por pares, consolidado a partir do Registro de Projeto AASP_AndamentosProcessuais.</w:t>
             </w:r>
           </w:p>
         </w:tc>

--- a/mps-nivel-c/oficial/04_registros/AASP_Andamento-Processuais/REV-AASPAP01-001_Registro-de-Revisao-por-Pares.docx
+++ b/mps-nivel-c/oficial/04_registros/AASP_Andamento-Processuais/REV-AASPAP01-001_Registro-de-Revisao-por-Pares.docx
@@ -585,165 +585,7 @@
         <w:spacing w:before="0" w:after="120"/>
       </w:pPr>
       <w:r>
-        <w:rPr>
-          <w:rFonts w:ascii="Calibri" w:hAnsi="Calibri"/>
-          <w:b w:val="0"/>
-          <w:i w:val="0"/>
-          <w:sz w:val="22"/>
-        </w:rPr>
-        <w:t xml:space="preserve">A revisão por pares é conduzida via Pull Request no Azure DevOps. O merge de branches </w:t>
-      </w:r>
-      <w:r>
-        <w:rPr>
-          <w:rFonts w:ascii="Courier New" w:hAnsi="Courier New"/>
-          <w:b w:val="0"/>
-          <w:i w:val="0"/>
-          <w:color w:val="333333"/>
-          <w:sz w:val="20"/>
-        </w:rPr>
-        <w:t>feature/*</w:t>
-      </w:r>
-      <w:r>
-        <w:rPr>
-          <w:rFonts w:ascii="Calibri" w:hAnsi="Calibri"/>
-          <w:b w:val="0"/>
-          <w:i w:val="0"/>
-          <w:sz w:val="22"/>
-        </w:rPr>
-        <w:t xml:space="preserve"> e </w:t>
-      </w:r>
-      <w:r>
-        <w:rPr>
-          <w:rFonts w:ascii="Courier New" w:hAnsi="Courier New"/>
-          <w:b w:val="0"/>
-          <w:i w:val="0"/>
-          <w:color w:val="333333"/>
-          <w:sz w:val="20"/>
-        </w:rPr>
-        <w:t>bugfix/*</w:t>
-      </w:r>
-      <w:r>
-        <w:rPr>
-          <w:rFonts w:ascii="Calibri" w:hAnsi="Calibri"/>
-          <w:b w:val="0"/>
-          <w:i w:val="0"/>
-          <w:sz w:val="22"/>
-        </w:rPr>
-        <w:t xml:space="preserve"> para </w:t>
-      </w:r>
-      <w:r>
-        <w:rPr>
-          <w:rFonts w:ascii="Courier New" w:hAnsi="Courier New"/>
-          <w:b w:val="0"/>
-          <w:i w:val="0"/>
-          <w:color w:val="333333"/>
-          <w:sz w:val="20"/>
-        </w:rPr>
-        <w:t>develop</w:t>
-      </w:r>
-      <w:r>
-        <w:rPr>
-          <w:rFonts w:ascii="Calibri" w:hAnsi="Calibri"/>
-          <w:b w:val="0"/>
-          <w:i w:val="0"/>
-          <w:sz w:val="22"/>
-        </w:rPr>
-        <w:t xml:space="preserve"> (e de </w:t>
-      </w:r>
-      <w:r>
-        <w:rPr>
-          <w:rFonts w:ascii="Courier New" w:hAnsi="Courier New"/>
-          <w:b w:val="0"/>
-          <w:i w:val="0"/>
-          <w:color w:val="333333"/>
-          <w:sz w:val="20"/>
-        </w:rPr>
-        <w:t>release</w:t>
-      </w:r>
-      <w:r>
-        <w:rPr>
-          <w:rFonts w:ascii="Calibri" w:hAnsi="Calibri"/>
-          <w:b w:val="0"/>
-          <w:i w:val="0"/>
-          <w:sz w:val="22"/>
-        </w:rPr>
-        <w:t xml:space="preserve"> para </w:t>
-      </w:r>
-      <w:r>
-        <w:rPr>
-          <w:rFonts w:ascii="Courier New" w:hAnsi="Courier New"/>
-          <w:b w:val="0"/>
-          <w:i w:val="0"/>
-          <w:color w:val="333333"/>
-          <w:sz w:val="20"/>
-        </w:rPr>
-        <w:t>main</w:t>
-      </w:r>
-      <w:r>
-        <w:rPr>
-          <w:rFonts w:ascii="Calibri" w:hAnsi="Calibri"/>
-          <w:b w:val="0"/>
-          <w:i w:val="0"/>
-          <w:sz w:val="22"/>
-        </w:rPr>
-        <w:t xml:space="preserve">) requer revisão de ao menos um membro da equipe além do autor (ver GCO-AASPAP01-001 §2). O Pull Request correspondente é o registro da revisão. A estratégia de branching segue GitFlow: </w:t>
-      </w:r>
-      <w:r>
-        <w:rPr>
-          <w:rFonts w:ascii="Courier New" w:hAnsi="Courier New"/>
-          <w:b w:val="0"/>
-          <w:i w:val="0"/>
-          <w:color w:val="333333"/>
-          <w:sz w:val="20"/>
-        </w:rPr>
-        <w:t>main</w:t>
-      </w:r>
-      <w:r>
-        <w:rPr>
-          <w:rFonts w:ascii="Calibri" w:hAnsi="Calibri"/>
-          <w:b w:val="0"/>
-          <w:i w:val="0"/>
-          <w:sz w:val="22"/>
-        </w:rPr>
-        <w:t xml:space="preserve"> (default) + </w:t>
-      </w:r>
-      <w:r>
-        <w:rPr>
-          <w:rFonts w:ascii="Courier New" w:hAnsi="Courier New"/>
-          <w:b w:val="0"/>
-          <w:i w:val="0"/>
-          <w:color w:val="333333"/>
-          <w:sz w:val="20"/>
-        </w:rPr>
-        <w:t>develop</w:t>
-      </w:r>
-      <w:r>
-        <w:rPr>
-          <w:rFonts w:ascii="Calibri" w:hAnsi="Calibri"/>
-          <w:b w:val="0"/>
-          <w:i w:val="0"/>
-          <w:sz w:val="22"/>
-        </w:rPr>
-        <w:t xml:space="preserve"> + </w:t>
-      </w:r>
-      <w:r>
-        <w:rPr>
-          <w:rFonts w:ascii="Courier New" w:hAnsi="Courier New"/>
-          <w:b w:val="0"/>
-          <w:i w:val="0"/>
-          <w:color w:val="333333"/>
-          <w:sz w:val="20"/>
-        </w:rPr>
-        <w:t>feature/&lt;ÉPICO&gt;-NNN</w:t>
-      </w:r>
-      <w:r>
-        <w:rPr>
-          <w:rFonts w:ascii="Calibri" w:hAnsi="Calibri"/>
-          <w:b w:val="0"/>
-          <w:i w:val="0"/>
-          <w:sz w:val="22"/>
-        </w:rPr>
-        <w:t>.</w:t>
+        <w:t>A revisão por pares é conduzida via Merge Request (MR) no GitLab. O merge de branches feature/* e bugfix/* para develop (e de release para prod) requer revisão de ao menos um membro da equipe além do autor (ver GCO-AASPAP01-001 §2). O Merge Request (MR) correspondente é o registro da revisão. A estratégia de branching segue GitFlow: prod (default) + homolog + develop + feature/&lt;CHAVE&gt;-NNN.</w:t>
       </w:r>
     </w:p>
     <w:p>
@@ -2226,23 +2068,7 @@
         <w:spacing w:before="20" w:after="40"/>
       </w:pPr>
       <w:r>
-        <w:rPr>
-          <w:rFonts w:ascii="Courier New" w:hAnsi="Courier New"/>
-          <w:b w:val="0"/>
-          <w:i w:val="0"/>
-          <w:color w:val="333333"/>
-          <w:sz w:val="20"/>
-        </w:rPr>
-        <w:t>devops_andamentos_prs.png</w:t>
-      </w:r>
-      <w:r>
-        <w:rPr>
-          <w:rFonts w:ascii="Calibri" w:hAnsi="Calibri"/>
-          <w:b w:val="0"/>
-          <w:i w:val="0"/>
-          <w:sz w:val="22"/>
-        </w:rPr>
-        <w:t xml:space="preserve"> — Pull Requests concluídos (code review)</w:t>
+        <w:t>devops_andamentos_prs.png — Merge Requests concluídos (code review)</w:t>
       </w:r>
     </w:p>
     <w:p>
@@ -2251,23 +2077,7 @@
         <w:spacing w:before="20" w:after="40"/>
       </w:pPr>
       <w:r>
-        <w:rPr>
-          <w:rFonts w:ascii="Courier New" w:hAnsi="Courier New"/>
-          <w:b w:val="0"/>
-          <w:i w:val="0"/>
-          <w:color w:val="333333"/>
-          <w:sz w:val="20"/>
-        </w:rPr>
-        <w:t>devops_andamentos_pr_detail_1.png</w:t>
-      </w:r>
-      <w:r>
-        <w:rPr>
-          <w:rFonts w:ascii="Calibri" w:hAnsi="Calibri"/>
-          <w:b w:val="0"/>
-          <w:i w:val="0"/>
-          <w:sz w:val="22"/>
-        </w:rPr>
-        <w:t xml:space="preserve"> — Detalhe de PR aprovado (1)</w:t>
+        <w:t>devops_andamentos_pr_detail_1.png — Detalhe de MR aprovado (1)</w:t>
       </w:r>
     </w:p>
     <w:p>
@@ -2276,23 +2086,7 @@
         <w:spacing w:before="20" w:after="40"/>
       </w:pPr>
       <w:r>
-        <w:rPr>
-          <w:rFonts w:ascii="Courier New" w:hAnsi="Courier New"/>
-          <w:b w:val="0"/>
-          <w:i w:val="0"/>
-          <w:color w:val="333333"/>
-          <w:sz w:val="20"/>
-        </w:rPr>
-        <w:t>devops_andamentos_pr_detail_2.png</w:t>
-      </w:r>
-      <w:r>
-        <w:rPr>
-          <w:rFonts w:ascii="Calibri" w:hAnsi="Calibri"/>
-          <w:b w:val="0"/>
-          <w:i w:val="0"/>
-          <w:sz w:val="22"/>
-        </w:rPr>
-        <w:t xml:space="preserve"> — Detalhe de PR aprovado (2)</w:t>
+        <w:t>devops_andamentos_pr_detail_2.png — Detalhe de MR aprovado (2)</w:t>
       </w:r>
     </w:p>
     <w:p>
@@ -2558,7 +2352,7 @@
     </w:p>
     <w:p>
       <w:r>
-        <w:t>Pull Requests concluídos (code review)</w:t>
+        <w:t>Merge Requests concluídos (code review)</w:t>
       </w:r>
     </w:p>
     <w:p>
@@ -2599,7 +2393,7 @@
     </w:p>
     <w:p>
       <w:r>
-        <w:t>Detalhe de PR aprovado (1)</w:t>
+        <w:t>Detalhe de MR aprovado (1)</w:t>
       </w:r>
     </w:p>
     <w:p>
@@ -2640,7 +2434,7 @@
     </w:p>
     <w:p>
       <w:r>
-        <w:t>Detalhe de PR aprovado (2)</w:t>
+        <w:t>Detalhe de MR aprovado (2)</w:t>
       </w:r>
     </w:p>
     <w:p>

--- a/mps-nivel-c/oficial/04_registros/AASP_Andamento-Processuais/REV-AASPAP01-001_Registro-de-Revisao-por-Pares.docx
+++ b/mps-nivel-c/oficial/04_registros/AASP_Andamento-Processuais/REV-AASPAP01-001_Registro-de-Revisao-por-Pares.docx
@@ -440,17 +440,8 @@
             </w:tcMar>
           </w:tcPr>
           <w:p>
-            <w:pPr>
-              <w:spacing w:before="40" w:after="40"/>
-            </w:pPr>
             <w:r>
-              <w:rPr>
-                <w:rFonts w:ascii="Calibri" w:hAnsi="Calibri"/>
-                <w:b w:val="0"/>
-                <w:i w:val="0"/>
-                <w:sz w:val="20"/>
-              </w:rPr>
-              <w:t>11/06/2026</w:t>
+              <w:t>04/06/2026</w:t>
             </w:r>
           </w:p>
         </w:tc>
@@ -2271,17 +2262,8 @@
             </w:tcMar>
           </w:tcPr>
           <w:p>
-            <w:pPr>
-              <w:spacing w:before="40" w:after="40"/>
-            </w:pPr>
             <w:r>
-              <w:rPr>
-                <w:rFonts w:ascii="Calibri" w:hAnsi="Calibri"/>
-                <w:b w:val="0"/>
-                <w:i w:val="0"/>
-                <w:sz w:val="20"/>
-              </w:rPr>
-              <w:t>11/06/2026</w:t>
+              <w:t>04/06/2026</w:t>
             </w:r>
           </w:p>
         </w:tc>
@@ -2296,17 +2278,8 @@
             </w:tcMar>
           </w:tcPr>
           <w:p>
-            <w:pPr>
-              <w:spacing w:before="40" w:after="40"/>
-            </w:pPr>
             <w:r>
-              <w:rPr>
-                <w:rFonts w:ascii="Calibri" w:hAnsi="Calibri"/>
-                <w:b w:val="0"/>
-                <w:i w:val="0"/>
-                <w:sz w:val="20"/>
-              </w:rPr>
-              <w:t>Time de Melhoria Contínua</w:t>
+              <w:t>Equipe Técnica</w:t>
             </w:r>
           </w:p>
         </w:tc>

--- a/mps-nivel-c/oficial/04_registros/AASP_Andamento-Processuais/REV-AASPAP01-001_Registro-de-Revisao-por-Pares.docx
+++ b/mps-nivel-c/oficial/04_registros/AASP_Andamento-Processuais/REV-AASPAP01-001_Registro-de-Revisao-por-Pares.docx
@@ -34,7 +34,7 @@
           <w:color w:val="555555"/>
           <w:sz w:val="20"/>
         </w:rPr>
-        <w:t>REV-AASPAP01-001   ·   Versão 1.0   ·   11/06/2026   ·   Timeware Brasil</w:t>
+        <w:t>REV-AASPAP01-001   ·   Versão 1.0   ·   04/06/2026   ·   Timeware Brasil</w:t>
       </w:r>
     </w:p>
     <w:p>
